--- a/cv-fr.docx
+++ b/cv-fr.docx
@@ -43,7 +43,7 @@
         <w:spacing w:after="240"/>
         <w:jc w:val="center"/>
       </w:pPr>
-      <w:hyperlink w:history="1" r:id="rId9zt71u_bojeihpxlytfdv">
+      <w:hyperlink w:history="1" r:id="rIdxynzi0vmtd3vult5-1rhl">
         <w:r>
           <w:rPr>
             <w:rFonts w:ascii="Calibri" w:cs="Calibri" w:eastAsia="Calibri" w:hAnsi="Calibri"/>
@@ -72,7 +72,7 @@
         </w:rPr>
         <w:t xml:space="preserve"> · </w:t>
       </w:r>
-      <w:hyperlink w:history="1" r:id="rIdns2sdz4pvndypqojyttqw">
+      <w:hyperlink w:history="1" r:id="rIdgd3fbclndexvhsokfdc0n">
         <w:r>
           <w:rPr>
             <w:rFonts w:ascii="Calibri" w:cs="Calibri" w:eastAsia="Calibri" w:hAnsi="Calibri"/>
@@ -570,7 +570,7 @@
         </w:rPr>
         <w:t xml:space="preserve">Versionné et documenté les projets sur GitHub (</w:t>
       </w:r>
-      <w:hyperlink w:history="1" r:id="rIdcgigzkxwubn8vkr7hqk4r">
+      <w:hyperlink w:history="1" r:id="rId4ebksatemsfptwi-xperz">
         <w:r>
           <w:rPr>
             <w:rFonts w:ascii="Calibri" w:cs="Calibri" w:eastAsia="Calibri" w:hAnsi="Calibri"/>

--- a/cv-fr.docx
+++ b/cv-fr.docx
@@ -43,7 +43,7 @@
         <w:spacing w:after="240"/>
         <w:jc w:val="center"/>
       </w:pPr>
-      <w:hyperlink w:history="1" r:id="rIdxynzi0vmtd3vult5-1rhl">
+      <w:hyperlink w:history="1" r:id="rIds2pqi2cyjnqqg-hb54yds">
         <w:r>
           <w:rPr>
             <w:rFonts w:ascii="Calibri" w:cs="Calibri" w:eastAsia="Calibri" w:hAnsi="Calibri"/>
@@ -72,7 +72,7 @@
         </w:rPr>
         <w:t xml:space="preserve"> · </w:t>
       </w:r>
-      <w:hyperlink w:history="1" r:id="rIdgd3fbclndexvhsokfdc0n">
+      <w:hyperlink w:history="1" r:id="rIdeyoir7clh8jvxu-ruuzxv">
         <w:r>
           <w:rPr>
             <w:rFonts w:ascii="Calibri" w:cs="Calibri" w:eastAsia="Calibri" w:hAnsi="Calibri"/>
@@ -570,7 +570,7 @@
         </w:rPr>
         <w:t xml:space="preserve">Versionné et documenté les projets sur GitHub (</w:t>
       </w:r>
-      <w:hyperlink w:history="1" r:id="rId4ebksatemsfptwi-xperz">
+      <w:hyperlink w:history="1" r:id="rIdfw_v3pbswycbciilejicp">
         <w:r>
           <w:rPr>
             <w:rFonts w:ascii="Calibri" w:cs="Calibri" w:eastAsia="Calibri" w:hAnsi="Calibri"/>

--- a/cv-fr.docx
+++ b/cv-fr.docx
@@ -43,7 +43,7 @@
         <w:spacing w:after="240"/>
         <w:jc w:val="center"/>
       </w:pPr>
-      <w:hyperlink w:history="1" r:id="rIds2pqi2cyjnqqg-hb54yds">
+      <w:hyperlink w:history="1" r:id="rIdycmlz7e957ucpp-pzk2w3">
         <w:r>
           <w:rPr>
             <w:rFonts w:ascii="Calibri" w:cs="Calibri" w:eastAsia="Calibri" w:hAnsi="Calibri"/>
@@ -72,7 +72,7 @@
         </w:rPr>
         <w:t xml:space="preserve"> · </w:t>
       </w:r>
-      <w:hyperlink w:history="1" r:id="rIdeyoir7clh8jvxu-ruuzxv">
+      <w:hyperlink w:history="1" r:id="rIdx-oqpybcha1hbduh6nduf">
         <w:r>
           <w:rPr>
             <w:rFonts w:ascii="Calibri" w:cs="Calibri" w:eastAsia="Calibri" w:hAnsi="Calibri"/>
@@ -570,7 +570,7 @@
         </w:rPr>
         <w:t xml:space="preserve">Versionné et documenté les projets sur GitHub (</w:t>
       </w:r>
-      <w:hyperlink w:history="1" r:id="rIdfw_v3pbswycbciilejicp">
+      <w:hyperlink w:history="1" r:id="rIdzbdgikrydqeox47cgjmdr">
         <w:r>
           <w:rPr>
             <w:rFonts w:ascii="Calibri" w:cs="Calibri" w:eastAsia="Calibri" w:hAnsi="Calibri"/>

--- a/cv-fr.docx
+++ b/cv-fr.docx
@@ -43,7 +43,7 @@
         <w:spacing w:after="240"/>
         <w:jc w:val="center"/>
       </w:pPr>
-      <w:hyperlink w:history="1" r:id="rIdycmlz7e957ucpp-pzk2w3">
+      <w:hyperlink w:history="1" r:id="rIdhrgl3eduzopayntlfqzeu">
         <w:r>
           <w:rPr>
             <w:rFonts w:ascii="Calibri" w:cs="Calibri" w:eastAsia="Calibri" w:hAnsi="Calibri"/>
@@ -72,7 +72,7 @@
         </w:rPr>
         <w:t xml:space="preserve"> · </w:t>
       </w:r>
-      <w:hyperlink w:history="1" r:id="rIdx-oqpybcha1hbduh6nduf">
+      <w:hyperlink w:history="1" r:id="rIdiine0i5f_s6hdasqdkzym">
         <w:r>
           <w:rPr>
             <w:rFonts w:ascii="Calibri" w:cs="Calibri" w:eastAsia="Calibri" w:hAnsi="Calibri"/>
@@ -570,7 +570,7 @@
         </w:rPr>
         <w:t xml:space="preserve">Versionné et documenté les projets sur GitHub (</w:t>
       </w:r>
-      <w:hyperlink w:history="1" r:id="rIdzbdgikrydqeox47cgjmdr">
+      <w:hyperlink w:history="1" r:id="rIdge4inqle38k_lmf0lapt_">
         <w:r>
           <w:rPr>
             <w:rFonts w:ascii="Calibri" w:cs="Calibri" w:eastAsia="Calibri" w:hAnsi="Calibri"/>

--- a/cv-fr.docx
+++ b/cv-fr.docx
@@ -43,7 +43,7 @@
         <w:spacing w:after="240"/>
         <w:jc w:val="center"/>
       </w:pPr>
-      <w:hyperlink w:history="1" r:id="rIdhrgl3eduzopayntlfqzeu">
+      <w:hyperlink w:history="1" r:id="rIdr2xeoidxewefbjuxuuwz7">
         <w:r>
           <w:rPr>
             <w:rFonts w:ascii="Calibri" w:cs="Calibri" w:eastAsia="Calibri" w:hAnsi="Calibri"/>
@@ -72,7 +72,7 @@
         </w:rPr>
         <w:t xml:space="preserve"> · </w:t>
       </w:r>
-      <w:hyperlink w:history="1" r:id="rIdiine0i5f_s6hdasqdkzym">
+      <w:hyperlink w:history="1" r:id="rIdbasmoy_zckrvhxbzqrcu6">
         <w:r>
           <w:rPr>
             <w:rFonts w:ascii="Calibri" w:cs="Calibri" w:eastAsia="Calibri" w:hAnsi="Calibri"/>
@@ -570,7 +570,7 @@
         </w:rPr>
         <w:t xml:space="preserve">Versionné et documenté les projets sur GitHub (</w:t>
       </w:r>
-      <w:hyperlink w:history="1" r:id="rIdge4inqle38k_lmf0lapt_">
+      <w:hyperlink w:history="1" r:id="rIdmrf75h8uqy5a4fi0vciqm">
         <w:r>
           <w:rPr>
             <w:rFonts w:ascii="Calibri" w:cs="Calibri" w:eastAsia="Calibri" w:hAnsi="Calibri"/>

--- a/cv-fr.docx
+++ b/cv-fr.docx
@@ -43,7 +43,7 @@
         <w:spacing w:after="240"/>
         <w:jc w:val="center"/>
       </w:pPr>
-      <w:hyperlink w:history="1" r:id="rIdr2xeoidxewefbjuxuuwz7">
+      <w:hyperlink w:history="1" r:id="rIdefses5o6_6pdq6lfu3kuy">
         <w:r>
           <w:rPr>
             <w:rFonts w:ascii="Calibri" w:cs="Calibri" w:eastAsia="Calibri" w:hAnsi="Calibri"/>
@@ -72,7 +72,7 @@
         </w:rPr>
         <w:t xml:space="preserve"> · </w:t>
       </w:r>
-      <w:hyperlink w:history="1" r:id="rIdbasmoy_zckrvhxbzqrcu6">
+      <w:hyperlink w:history="1" r:id="rIdomwuzcr7nwsjqz-8xmug0">
         <w:r>
           <w:rPr>
             <w:rFonts w:ascii="Calibri" w:cs="Calibri" w:eastAsia="Calibri" w:hAnsi="Calibri"/>
@@ -570,7 +570,7 @@
         </w:rPr>
         <w:t xml:space="preserve">Versionné et documenté les projets sur GitHub (</w:t>
       </w:r>
-      <w:hyperlink w:history="1" r:id="rIdmrf75h8uqy5a4fi0vciqm">
+      <w:hyperlink w:history="1" r:id="rIdelgkdmmtlf4dv7frsa3nl">
         <w:r>
           <w:rPr>
             <w:rFonts w:ascii="Calibri" w:cs="Calibri" w:eastAsia="Calibri" w:hAnsi="Calibri"/>
